--- a/docs/output/Zain Hajahjah/سجن البرج/SRT-En/فرج سلامة/خارجي/DOCX/16_فرج سلامة-أسماء المساجين _SRT_En.docx
+++ b/docs/output/Zain Hajahjah/سجن البرج/SRT-En/فرج سلامة/خارجي/DOCX/16_فرج سلامة-أسماء المساجين _SRT_En.docx
@@ -2,6 +2,16 @@
 <file path=word/document.xml><?xml version="1.0" encoding="utf-8"?>
 <w:document xmlns:wpc="http://schemas.microsoft.com/office/word/2010/wordprocessingCanvas" xmlns:mo="http://schemas.microsoft.com/office/mac/office/2008/main" xmlns:mc="http://schemas.openxmlformats.org/markup-compatibility/2006" xmlns:mv="urn:schemas-microsoft-com:mac:vml" xmlns:o="urn:schemas-microsoft-com:office:office" xmlns:r="http://schemas.openxmlformats.org/officeDocument/2006/relationships" xmlns:m="http://schemas.openxmlformats.org/officeDocument/2006/math" xmlns:v="urn:schemas-microsoft-com:vml" xmlns:wp14="http://schemas.microsoft.com/office/word/2010/wordprocessingDrawing" xmlns:wp="http://schemas.openxmlformats.org/drawingml/2006/wordprocessingDrawing" xmlns:w10="urn:schemas-microsoft-com:office:word" xmlns:w="http://schemas.openxmlformats.org/wordprocessingml/2006/main" xmlns:w14="http://schemas.microsoft.com/office/word/2010/wordml" xmlns:wpg="http://schemas.microsoft.com/office/word/2010/wordprocessingGroup" xmlns:wpi="http://schemas.microsoft.com/office/word/2010/wordprocessingInk" xmlns:wne="http://schemas.microsoft.com/office/word/2006/wordml" xmlns:wps="http://schemas.microsoft.com/office/word/2010/wordprocessingShape" mc:Ignorable="w14 wp14">
   <w:body>
+    <w:p>
+      <w:r>
+        <w:t>1</w:t>
+      </w:r>
+    </w:p>
+    <w:p>
+      <w:r>
+        <w:t>00:00:00,083 --&gt; 00:00:06,208</w:t>
+      </w:r>
+    </w:p>
     <w:p>
       <w:r>
         <w:t>Of course, I remember the prison days,</w:t>
@@ -12,14 +22,47 @@
         <w:t>and I remember the people I lived with</w:t>
       </w:r>
     </w:p>
+    <w:p/>
+    <w:p>
+      <w:r>
+        <w:t>2</w:t>
+      </w:r>
+    </w:p>
+    <w:p>
+      <w:r>
+        <w:t>00:00:06,958 --&gt; 00:00:09,708</w:t>
+      </w:r>
+    </w:p>
     <w:p>
       <w:r>
         <w:t>It was one of the worst periods of my life that I lived here, with them</w:t>
       </w:r>
     </w:p>
+    <w:p/>
+    <w:p>
+      <w:r>
+        <w:t>3</w:t>
+      </w:r>
+    </w:p>
+    <w:p>
+      <w:r>
+        <w:t>00:00:10,291 --&gt; 00:00:14,125</w:t>
+      </w:r>
+    </w:p>
     <w:p>
       <w:r>
         <w:t>It was... I don’t even know how to describe it to you</w:t>
+      </w:r>
+    </w:p>
+    <w:p/>
+    <w:p>
+      <w:r>
+        <w:t>4</w:t>
+      </w:r>
+    </w:p>
+    <w:p>
+      <w:r>
+        <w:t>00:00:14,791 --&gt; 00:00:18,250</w:t>
       </w:r>
     </w:p>
     <w:p>
@@ -32,6 +75,17 @@
         <w:t>had been released after me, but they weren’t</w:t>
       </w:r>
     </w:p>
+    <w:p/>
+    <w:p>
+      <w:r>
+        <w:t>5</w:t>
+      </w:r>
+    </w:p>
+    <w:p>
+      <w:r>
+        <w:t>00:00:21,250 --&gt; 00:00:26,166</w:t>
+      </w:r>
+    </w:p>
     <w:p>
       <w:r>
         <w:t>Interviewer: You mentioned people who were executed.</w:t>
@@ -42,9 +96,31 @@
         <w:t>What were their names, and who were they to you?</w:t>
       </w:r>
     </w:p>
+    <w:p/>
+    <w:p>
+      <w:r>
+        <w:t>6</w:t>
+      </w:r>
+    </w:p>
+    <w:p>
+      <w:r>
+        <w:t>00:00:27,166 --&gt; 00:00:32,208</w:t>
+      </w:r>
+    </w:p>
     <w:p>
       <w:r>
         <w:t>They were death’s companions, and we were all destined for death</w:t>
+      </w:r>
+    </w:p>
+    <w:p/>
+    <w:p>
+      <w:r>
+        <w:t>7</w:t>
+      </w:r>
+    </w:p>
+    <w:p>
+      <w:r>
+        <w:t>00:00:33,041 --&gt; 00:00:35,458</w:t>
       </w:r>
     </w:p>
     <w:p>
@@ -52,14 +128,47 @@
         <w:t>One of them was Harith al-Hajj Abd, one of my relatives</w:t>
       </w:r>
     </w:p>
+    <w:p/>
+    <w:p>
+      <w:r>
+        <w:t>8</w:t>
+      </w:r>
+    </w:p>
+    <w:p>
+      <w:r>
+        <w:t>00:00:36,041 --&gt; 00:00:41,000</w:t>
+      </w:r>
+    </w:p>
     <w:p>
       <w:r>
         <w:t>And Faisal Saad Rajoub, a young man from Homs, from Bab al-Sebaa</w:t>
       </w:r>
     </w:p>
+    <w:p/>
+    <w:p>
+      <w:r>
+        <w:t>9</w:t>
+      </w:r>
+    </w:p>
+    <w:p>
+      <w:r>
+        <w:t>00:00:41,708 --&gt; 00:00:44,833</w:t>
+      </w:r>
+    </w:p>
     <w:p>
       <w:r>
         <w:t>And Khaled al-Alou, a young man from the city of Tabqa</w:t>
+      </w:r>
+    </w:p>
+    <w:p/>
+    <w:p>
+      <w:r>
+        <w:t>10</w:t>
+      </w:r>
+    </w:p>
+    <w:p>
+      <w:r>
+        <w:t>00:00:45,541 --&gt; 00:00:53,166</w:t>
       </w:r>
     </w:p>
     <w:p>
@@ -72,6 +181,17 @@
         <w:t>came here for a visit, and after a week he was detained</w:t>
       </w:r>
     </w:p>
+    <w:p/>
+    <w:p>
+      <w:r>
+        <w:t>11</w:t>
+      </w:r>
+    </w:p>
+    <w:p>
+      <w:r>
+        <w:t>00:00:54,208 --&gt; 00:00:59,083</w:t>
+      </w:r>
+    </w:p>
     <w:p>
       <w:r>
         <w:t>And there were young men whose voices I used to hear from the</w:t>
@@ -80,6 +200,17 @@
     <w:p>
       <w:r>
         <w:t>al-Boukhamees clan, from Mansoura, from the al-Hateel family</w:t>
+      </w:r>
+    </w:p>
+    <w:p/>
+    <w:p>
+      <w:r>
+        <w:t>12</w:t>
+      </w:r>
+    </w:p>
+    <w:p>
+      <w:r>
+        <w:t>00:00:59,833 --&gt; 00:01:05,208</w:t>
       </w:r>
     </w:p>
     <w:p>
@@ -92,6 +223,17 @@
         <w:t>of God in prison without ever seeing them</w:t>
       </w:r>
     </w:p>
+    <w:p/>
+    <w:p>
+      <w:r>
+        <w:t>13</w:t>
+      </w:r>
+    </w:p>
+    <w:p>
+      <w:r>
+        <w:t>00:01:05,333 --&gt; 00:01:09,541</w:t>
+      </w:r>
+    </w:p>
     <w:p>
       <w:r>
         <w:t>I used to communicate with them, and I</w:t>
@@ -100,6 +242,17 @@
     <w:p>
       <w:r>
         <w:t>wished I could see them outside, not here</w:t>
+      </w:r>
+    </w:p>
+    <w:p/>
+    <w:p>
+      <w:r>
+        <w:t>14</w:t>
+      </w:r>
+    </w:p>
+    <w:p>
+      <w:r>
+        <w:t>00:01:10,666 --&gt; 00:01:16,958</w:t>
       </w:r>
     </w:p>
     <w:p>
@@ -112,6 +265,17 @@
         <w:t>but Alaa felt he would never leave</w:t>
       </w:r>
     </w:p>
+    <w:p/>
+    <w:p>
+      <w:r>
+        <w:t>15</w:t>
+      </w:r>
+    </w:p>
+    <w:p>
+      <w:r>
+        <w:t>00:01:17,250 --&gt; 00:01:20,875</w:t>
+      </w:r>
+    </w:p>
     <w:p>
       <w:r>
         <w:t>He was afraid of that, even though we kept</w:t>
@@ -122,9 +286,31 @@
         <w:t>reassuring him that he would be released from here</w:t>
       </w:r>
     </w:p>
+    <w:p/>
+    <w:p>
+      <w:r>
+        <w:t>16</w:t>
+      </w:r>
+    </w:p>
+    <w:p>
+      <w:r>
+        <w:t>00:01:21,791 --&gt; 00:01:26,583</w:t>
+      </w:r>
+    </w:p>
     <w:p>
       <w:r>
         <w:t>And Faisal Saad Rajoub asked me to deliver a message to his mother</w:t>
+      </w:r>
+    </w:p>
+    <w:p/>
+    <w:p>
+      <w:r>
+        <w:t>17</w:t>
+      </w:r>
+    </w:p>
+    <w:p>
+      <w:r>
+        <w:t>00:01:27,333 --&gt; 00:01:32,250</w:t>
       </w:r>
     </w:p>
     <w:p>
@@ -137,9 +323,31 @@
         <w:t>even to the point of death, just to see her</w:t>
       </w:r>
     </w:p>
+    <w:p/>
+    <w:p>
+      <w:r>
+        <w:t>18</w:t>
+      </w:r>
+    </w:p>
+    <w:p>
+      <w:r>
+        <w:t>00:01:32,333 --&gt; 00:01:34,583</w:t>
+      </w:r>
+    </w:p>
     <w:p>
       <w:r>
         <w:t>Because he hadn’t seen his mother for more than five years</w:t>
+      </w:r>
+    </w:p>
+    <w:p/>
+    <w:p>
+      <w:r>
+        <w:t>19</w:t>
+      </w:r>
+    </w:p>
+    <w:p>
+      <w:r>
+        <w:t>00:01:35,333 --&gt; 00:01:37,250</w:t>
       </w:r>
     </w:p>
     <w:p>
@@ -147,9 +355,31 @@
         <w:t>And all that was to reach her, but he never did</w:t>
       </w:r>
     </w:p>
+    <w:p/>
+    <w:p>
+      <w:r>
+        <w:t>20</w:t>
+      </w:r>
+    </w:p>
+    <w:p>
+      <w:r>
+        <w:t>00:01:38,333 --&gt; 00:01:40,583</w:t>
+      </w:r>
+    </w:p>
     <w:p>
       <w:r>
         <w:t>Interviewer: Where was Faisal that he couldn’t reach her?</w:t>
+      </w:r>
+    </w:p>
+    <w:p/>
+    <w:p>
+      <w:r>
+        <w:t>21</w:t>
+      </w:r>
+    </w:p>
+    <w:p>
+      <w:r>
+        <w:t>00:01:40,875 --&gt; 00:01:45,375</w:t>
       </w:r>
     </w:p>
     <w:p>
@@ -157,9 +387,31 @@
         <w:t>Faisal was trapped in Homs, and his family had left the city</w:t>
       </w:r>
     </w:p>
+    <w:p/>
+    <w:p>
+      <w:r>
+        <w:t>22</w:t>
+      </w:r>
+    </w:p>
+    <w:p>
+      <w:r>
+        <w:t>00:01:46,166 --&gt; 00:01:49,708</w:t>
+      </w:r>
+    </w:p>
     <w:p>
       <w:r>
         <w:t>He stayed there under siege for two or three years</w:t>
+      </w:r>
+    </w:p>
+    <w:p/>
+    <w:p>
+      <w:r>
+        <w:t>23</w:t>
+      </w:r>
+    </w:p>
+    <w:p>
+      <w:r>
+        <w:t>00:01:50,458 --&gt; 00:01:53,166</w:t>
       </w:r>
     </w:p>
     <w:p>
@@ -167,14 +419,47 @@
         <w:t>Then he left, but he was imprisoned by the Assad regime for a year</w:t>
       </w:r>
     </w:p>
+    <w:p/>
+    <w:p>
+      <w:r>
+        <w:t>24</w:t>
+      </w:r>
+    </w:p>
+    <w:p>
+      <w:r>
+        <w:t>00:01:54,291 --&gt; 00:01:58,791</w:t>
+      </w:r>
+    </w:p>
     <w:p>
       <w:r>
         <w:t>After that, he returned here, and he intended to go to Jordan</w:t>
       </w:r>
     </w:p>
+    <w:p/>
+    <w:p>
+      <w:r>
+        <w:t>25</w:t>
+      </w:r>
+    </w:p>
+    <w:p>
+      <w:r>
+        <w:t>00:01:59,708 --&gt; 00:02:01,541</w:t>
+      </w:r>
+    </w:p>
     <w:p>
       <w:r>
         <w:t>He stayed in Daraa for some time, but couldn’t leave</w:t>
+      </w:r>
+    </w:p>
+    <w:p/>
+    <w:p>
+      <w:r>
+        <w:t>26</w:t>
+      </w:r>
+    </w:p>
+    <w:p>
+      <w:r>
+        <w:t>00:02:01,625 --&gt; 00:02:04,125</w:t>
       </w:r>
     </w:p>
     <w:p>
@@ -187,6 +472,17 @@
         <w:t>We’re going to Turkey, you must come</w:t>
       </w:r>
     </w:p>
+    <w:p/>
+    <w:p>
+      <w:r>
+        <w:t>27</w:t>
+      </w:r>
+    </w:p>
+    <w:p>
+      <w:r>
+        <w:t>00:02:04,208 --&gt; 00:02:07,250</w:t>
+      </w:r>
+    </w:p>
     <w:p>
       <w:r>
         <w:t>So he could go to Turkey to meet them,</w:t>
@@ -195,6 +491,17 @@
     <w:p>
       <w:r>
         <w:t>since he hadn’t seen them for five years</w:t>
+      </w:r>
+    </w:p>
+    <w:p/>
+    <w:p>
+      <w:r>
+        <w:t>28</w:t>
+      </w:r>
+    </w:p>
+    <w:p>
+      <w:r>
+        <w:t>00:02:08,333 --&gt; 00:02:13,833</w:t>
       </w:r>
     </w:p>
     <w:p>
@@ -207,6 +514,17 @@
         <w:t>recognized him—a man who had been with the Free Army</w:t>
       </w:r>
     </w:p>
+    <w:p/>
+    <w:p>
+      <w:r>
+        <w:t>29</w:t>
+      </w:r>
+    </w:p>
+    <w:p>
+      <w:r>
+        <w:t>00:02:14,625 --&gt; 00:02:18,458</w:t>
+      </w:r>
+    </w:p>
     <w:p>
       <w:r>
         <w:t>That man caught him and said that the</w:t>
@@ -215,6 +533,17 @@
     <w:p>
       <w:r>
         <w:t>battalion he belonged to was now in Idlib</w:t>
+      </w:r>
+    </w:p>
+    <w:p/>
+    <w:p>
+      <w:r>
+        <w:t>30</w:t>
+      </w:r>
+    </w:p>
+    <w:p>
+      <w:r>
+        <w:t>00:02:18,583 --&gt; 00:02:22,791</w:t>
       </w:r>
     </w:p>
     <w:p>
@@ -600,9 +929,12 @@
     <w:name w:val="Normal"/>
     <w:qFormat/>
     <w:rsid w:val="00FC693F"/>
+    <w:pPr>
+      <w:spacing w:before="0" w:after="0" w:line="276" w:lineRule="auto"/>
+    </w:pPr>
     <w:rPr>
-      <w:rFonts w:ascii="Arial" w:hAnsi="Arial"/>
-      <w:sz w:val="22"/>
+      <w:rFonts w:ascii="Courier New" w:hAnsi="Courier New"/>
+      <w:sz w:val="20"/>
     </w:rPr>
   </w:style>
   <w:style w:type="paragraph" w:styleId="Header">
